--- a/build/static/downloads/contract_A2.docx
+++ b/build/static/downloads/contract_A2.docx
@@ -25,7 +25,7 @@
           <w:b w:val="0"/>
           <w:sz w:val="20"/>
         </w:rPr>
-        <w:t>외주 사급가공 계약서</w:t>
+        <w:t>외주가공 계약서</w:t>
       </w:r>
     </w:p>
     <w:p>
@@ -38,7 +38,7 @@
           <w:b w:val="0"/>
           <w:sz w:val="20"/>
         </w:rPr>
-        <w:t>OOO건설(주) (이하 "발주자"라 한다)와 OOO스틸(주) (이하 "수급자"라 한다)는 "발주자"가 지급하는 원자재 및 샵드로잉(Shop DWG)에 따른 강구조물 가공제작 역무의 수행에 관하여 다음과 같이 계약한다.</w:t>
+        <w:t>(주)OOOO (이하 "발주자"라 한다)와 OOO스틸(주) (이하 "수급자"라 한다)는 "발주자"가 지급하는 원자재 및 샵드로잉(Shop DWG)에 따른 강구조물 가공제작 역무의 수행에 관하여 다음과 같이 계약한다.</w:t>
       </w:r>
     </w:p>
     <w:p>
@@ -194,7 +194,7 @@
           <w:b/>
           <w:sz w:val="22"/>
         </w:rPr>
-        <w:t>제3조 (시공행위 배제 ★건산법 방어 핵심조항)</w:t>
+        <w:t>제3조 (시공행위 배제)</w:t>
       </w:r>
     </w:p>
     <w:p>
@@ -233,7 +233,7 @@
           <w:b/>
           <w:sz w:val="22"/>
         </w:rPr>
-        <w:t>제4조 (자재 지급 — 사급)</w:t>
+        <w:t>제4조 (자재 지급(사급))</w:t>
       </w:r>
     </w:p>
     <w:p>
@@ -704,17 +704,13 @@
               <w:t>[발주자 / 甲]</w:t>
               <w:br/>
               <w:br/>
+              <w:t>상   호 : 주식회사 OOOO</w:t>
               <w:br/>
-              <w:t xml:space="preserve">                            상   호 : OOO건설 주식회사</w:t>
+              <w:t>주   소 : 서울특별시 OO구 OO로 OO</w:t>
               <w:br/>
+              <w:t>대표자 :    홍 대 표    (인)</w:t>
               <w:br/>
-              <w:t xml:space="preserve">                            주   소 : 서울특별시 OO구 OO로 OO</w:t>
-              <w:br/>
-              <w:br/>
-              <w:t xml:space="preserve">                            대표자 :    홍 대 표    (인)</w:t>
-              <w:br/>
-              <w:br/>
-              <w:t xml:space="preserve">                            연락처 : 02-1234-5678</w:t>
+              <w:t>연락처 : 02-1234-5678</w:t>
             </w:r>
           </w:p>
         </w:tc>
@@ -733,17 +729,13 @@
               <w:t>[수급자 / 乙]</w:t>
               <w:br/>
               <w:br/>
+              <w:t>상   호 : OOO스틸 주식회사</w:t>
               <w:br/>
-              <w:t xml:space="preserve">                            상   호 : OOO스틸 주식회사</w:t>
+              <w:t>주   소 : 경기도 화성시 OO로 OO</w:t>
               <w:br/>
+              <w:t>대표자 :    김 공 장    (인)</w:t>
               <w:br/>
-              <w:t xml:space="preserve">                            주   소 : 경기도 화성시 OO산업단지 OO로 456</w:t>
-              <w:br/>
-              <w:br/>
-              <w:t xml:space="preserve">                            대표자 :    김 공 장    (인)</w:t>
-              <w:br/>
-              <w:br/>
-              <w:t xml:space="preserve">                            연락처 : 031-987-6543</w:t>
+              <w:t>연락처 : 031-987-6543</w:t>
             </w:r>
           </w:p>
         </w:tc>
@@ -791,20 +783,7 @@
           <w:b w:val="0"/>
           <w:sz w:val="20"/>
         </w:rPr>
-        <w:t>매뉴얼 지침 (A-1과의 핵심 차이):</w:t>
-      </w:r>
-    </w:p>
-    <w:p>
-      <w:pPr>
-        <w:spacing w:after="40" w:line="320" w:lineRule="exact"/>
-      </w:pPr>
-      <w:r>
-        <w:rPr>
-          <w:rFonts w:ascii="나눔고딕" w:hAnsi="나눔고딕" w:eastAsia="나눔고딕"/>
-          <w:b w:val="0"/>
-          <w:sz w:val="20"/>
-        </w:rPr>
-        <w:t>A-1은 매도인이 자재를 직접 구매하여 완성품을 납품하는 물품 매매이고, A-2는 발주자(전문건설사)가 자재·DWG을 직접 제공하고 가공만 맡기는 가공 도급입니다. 따라서 대금 산정(가공비만), 세금계산서 품목, 원가 분류가 모두 다릅니다.</w:t>
+        <w:t>매뉴얼 지침 (A-1과의 핵심 차이): A-1은 매도인이 자재를 직접 구매하여 완성품을 납품하는 물품 매매이고, A-2는 발주자(전문건설사)가 자재·DWG을 직접 제공하고 가공만 맡기는 가공 도급입니다. 따라서 대금 산정(가공비만), 세금계산서 품목, 원가 분류가 모두 다릅니다.</w:t>
       </w:r>
     </w:p>
     <w:p>

--- a/build/static/downloads/contract_A2.docx
+++ b/build/static/downloads/contract_A2.docx
@@ -32,6 +32,11 @@
       <w:pPr>
         <w:spacing w:after="40" w:line="320" w:lineRule="exact"/>
       </w:pPr>
+    </w:p>
+    <w:p>
+      <w:pPr>
+        <w:spacing w:after="40" w:line="320" w:lineRule="exact"/>
+      </w:pPr>
       <w:r>
         <w:rPr>
           <w:rFonts w:ascii="나눔고딕" w:hAnsi="나눔고딕" w:eastAsia="나눔고딕"/>
@@ -40,6 +45,11 @@
         </w:rPr>
         <w:t>(주)OOOO (이하 "발주자"라 한다)와 OOO스틸(주) (이하 "수급자"라 한다)는 "발주자"가 지급하는 원자재 및 샵드로잉(Shop DWG)에 따른 강구조물 가공제작 역무의 수행에 관하여 다음과 같이 계약한다.</w:t>
       </w:r>
+    </w:p>
+    <w:p>
+      <w:pPr>
+        <w:spacing w:after="40" w:line="320" w:lineRule="exact"/>
+      </w:pPr>
     </w:p>
     <w:p>
       <w:pPr>
@@ -66,6 +76,11 @@
         </w:rPr>
         <w:t>본 계약은 "발주자"가 도급받아 수행하는 [OO신축공사] 현장에 소요되는 강구조물(철골) 부재에 대하여, "발주자"가 원자재 및 샵드로잉(Shop DWG)을 "수급자"에게 지급(사급)하고, "수급자"는 자사 공장에서 가공·조립·도장 역무를 수행하여 완성된 부재를 납품하는 조건을 규정함을 목적으로 한다.</w:t>
       </w:r>
+    </w:p>
+    <w:p>
+      <w:pPr>
+        <w:spacing w:after="40" w:line="320" w:lineRule="exact"/>
+      </w:pPr>
     </w:p>
     <w:p>
       <w:pPr>
@@ -188,6 +203,11 @@
       <w:pPr>
         <w:spacing w:after="40" w:line="320" w:lineRule="exact"/>
       </w:pPr>
+    </w:p>
+    <w:p>
+      <w:pPr>
+        <w:spacing w:after="40" w:line="320" w:lineRule="exact"/>
+      </w:pPr>
       <w:r>
         <w:rPr>
           <w:rFonts w:ascii="나눔고딕" w:hAnsi="나눔고딕" w:eastAsia="나눔고딕"/>
@@ -222,6 +242,11 @@
         </w:rPr>
         <w:t>② 본 계약의 실질은 제조업 내 가공 도급이며, "수급자"가 자재를 직접 구매하여 완성품을 납품하는 물품 매매(A-1)와는 구별된다. 건설산업기본법에 의한 건설공사의 하도급계약이 아님을 상호 간에 확인한다.</w:t>
       </w:r>
+    </w:p>
+    <w:p>
+      <w:pPr>
+        <w:spacing w:after="40" w:line="320" w:lineRule="exact"/>
+      </w:pPr>
     </w:p>
     <w:p>
       <w:pPr>
@@ -292,6 +317,11 @@
       <w:pPr>
         <w:spacing w:after="40" w:line="320" w:lineRule="exact"/>
       </w:pPr>
+    </w:p>
+    <w:p>
+      <w:pPr>
+        <w:spacing w:after="40" w:line="320" w:lineRule="exact"/>
+      </w:pPr>
       <w:r>
         <w:rPr>
           <w:rFonts w:ascii="나눔고딕" w:hAnsi="나눔고딕" w:eastAsia="나눔고딕"/>
@@ -344,6 +374,11 @@
       <w:pPr>
         <w:spacing w:after="40" w:line="320" w:lineRule="exact"/>
       </w:pPr>
+    </w:p>
+    <w:p>
+      <w:pPr>
+        <w:spacing w:after="40" w:line="320" w:lineRule="exact"/>
+      </w:pPr>
       <w:r>
         <w:rPr>
           <w:rFonts w:ascii="나눔고딕" w:hAnsi="나눔고딕" w:eastAsia="나눔고딕"/>
@@ -378,6 +413,11 @@
         </w:rPr>
         <w:t>② "수급자"의 귀책사유로 납기일이 지연될 경우, 지체일수 1일당 총 계약금액의 1,000분의 1.5에 해당하는 지체상금을 "발주자"에게 지급한다. 단, 지체상금의 누적 총액은 계약금액의 10%를 초과할 수 없다.</w:t>
       </w:r>
+    </w:p>
+    <w:p>
+      <w:pPr>
+        <w:spacing w:after="40" w:line="320" w:lineRule="exact"/>
+      </w:pPr>
     </w:p>
     <w:p>
       <w:pPr>
@@ -461,6 +501,11 @@
       <w:pPr>
         <w:spacing w:after="40" w:line="320" w:lineRule="exact"/>
       </w:pPr>
+    </w:p>
+    <w:p>
+      <w:pPr>
+        <w:spacing w:after="40" w:line="320" w:lineRule="exact"/>
+      </w:pPr>
       <w:r>
         <w:rPr>
           <w:rFonts w:ascii="나눔고딕" w:hAnsi="나눔고딕" w:eastAsia="나눔고딕"/>
@@ -508,6 +553,11 @@
         </w:rPr>
         <w:t>③ 하자담보책임기간은 납품 완료일로부터 1년으로 하며, 가공 결함에 한해 "수급자"가 무상 재가공한다.</w:t>
       </w:r>
+    </w:p>
+    <w:p>
+      <w:pPr>
+        <w:spacing w:after="40" w:line="320" w:lineRule="exact"/>
+      </w:pPr>
     </w:p>
     <w:p>
       <w:pPr>
@@ -591,6 +641,11 @@
       <w:pPr>
         <w:spacing w:after="40" w:line="320" w:lineRule="exact"/>
       </w:pPr>
+    </w:p>
+    <w:p>
+      <w:pPr>
+        <w:spacing w:after="40" w:line="320" w:lineRule="exact"/>
+      </w:pPr>
       <w:r>
         <w:rPr>
           <w:rFonts w:ascii="나눔고딕" w:hAnsi="나눔고딕" w:eastAsia="나눔고딕"/>
@@ -612,6 +667,11 @@
         </w:rPr>
         <w:t>천재지변, 감염병 대유행 등 불가항력 사유 시 지체상금 및 손해배상 책임을 면하되, 지체 없이 상대방에게 서면으로 통지하여야 한다.</w:t>
       </w:r>
+    </w:p>
+    <w:p>
+      <w:pPr>
+        <w:spacing w:after="40" w:line="320" w:lineRule="exact"/>
+      </w:pPr>
     </w:p>
     <w:p>
       <w:pPr>
@@ -643,6 +703,11 @@
       <w:pPr>
         <w:spacing w:after="40" w:line="320" w:lineRule="exact"/>
       </w:pPr>
+    </w:p>
+    <w:p>
+      <w:pPr>
+        <w:spacing w:after="40" w:line="320" w:lineRule="exact"/>
+      </w:pPr>
       <w:r>
         <w:rPr>
           <w:rFonts w:ascii="나눔고딕" w:hAnsi="나눔고딕" w:eastAsia="나눔고딕"/>
@@ -664,6 +729,11 @@
         </w:rPr>
         <w:t>본 계약의 성립과 그 내용을 증명하기 위하여, 본 계약서 원본 2통을 작성한 후 "발주자"와 "수급자"가 서명 또는 기명날인하여 각각 1통씩 원본을 보관한다.</w:t>
       </w:r>
+    </w:p>
+    <w:p>
+      <w:pPr>
+        <w:spacing w:after="40" w:line="320" w:lineRule="exact"/>
+      </w:pPr>
     </w:p>
     <w:p>
       <w:pPr>
@@ -785,6 +855,11 @@
         </w:rPr>
         <w:t>매뉴얼 지침 (A-1과의 핵심 차이): A-1은 매도인이 자재를 직접 구매하여 완성품을 납품하는 물품 매매이고, A-2는 발주자(전문건설사)가 자재·DWG을 직접 제공하고 가공만 맡기는 가공 도급입니다. 따라서 대금 산정(가공비만), 세금계산서 품목, 원가 분류가 모두 다릅니다.</w:t>
       </w:r>
+    </w:p>
+    <w:p>
+      <w:pPr>
+        <w:spacing w:after="40" w:line="320" w:lineRule="exact"/>
+      </w:pPr>
     </w:p>
     <w:p>
       <w:pPr>

--- a/build/static/downloads/contract_A2.docx
+++ b/build/static/downloads/contract_A2.docx
@@ -12,7 +12,7 @@
           <w:b/>
           <w:sz w:val="32"/>
         </w:rPr>
-        <w:t>외주 사급가공 계약서 (A-2)</w:t>
+        <w:t>외주 사급가공 계약서(자재 사급 외주) (A-2)</w:t>
       </w:r>
     </w:p>
     <w:p>

--- a/build/static/downloads/contract_A2.docx
+++ b/build/static/downloads/contract_A2.docx
@@ -813,19 +813,6 @@
     </w:tbl>
     <w:p/>
     <w:p>
-      <w:pPr>
-        <w:spacing w:after="40" w:line="320" w:lineRule="exact"/>
-      </w:pPr>
-      <w:r>
-        <w:rPr>
-          <w:rFonts w:ascii="나눔고딕" w:hAnsi="나눔고딕" w:eastAsia="나눔고딕"/>
-          <w:b w:val="0"/>
-          <w:sz w:val="20"/>
-        </w:rPr>
-        <w:t>💡</w:t>
-      </w:r>
-    </w:p>
-    <w:p>
       <w:r>
         <w:br w:type="page"/>
       </w:r>

--- a/build/static/downloads/contract_A2.docx
+++ b/build/static/downloads/contract_A2.docx
@@ -25,7 +25,7 @@
           <w:b w:val="0"/>
           <w:sz w:val="20"/>
         </w:rPr>
-        <w:t>외주가공 계약서</w:t>
+        <w:t>외주가공(제조위탁) 계약서</w:t>
       </w:r>
     </w:p>
     <w:p>
@@ -43,7 +43,474 @@
           <w:b w:val="0"/>
           <w:sz w:val="20"/>
         </w:rPr>
-        <w:t>(주)OOOO (이하 "발주자"라 한다)와 OOO스틸(주) (이하 "수급자"라 한다)는 "발주자"가 지급하는 원자재 및 샵드로잉(Shop DWG)에 따른 강구조물 가공제작 역무의 수행에 관하여 다음과 같이 계약한다.</w:t>
+        <w:t>본 강구조물 부재 제조위탁 업무에 대하여 위탁자(이하 "甲") O O O O (주)과 수탁자(이하 "乙") O O O O (주)는 첨부된 '외주가공(제조위탁) 일반조건'에 의하여 신의성실의 원칙에 따라 계약을 체결하고, 이를 증명하기 위하여 본 계약서 2부를 작성하여 기명날인 후 각각 1부씩 보관한다.</w:t>
+      </w:r>
+    </w:p>
+    <w:tbl>
+      <w:tblPr>
+        <w:tblStyle w:val="TableGrid"/>
+        <w:tblW w:type="auto" w:w="0"/>
+        <w:tblLook w:firstColumn="1" w:firstRow="1" w:lastColumn="0" w:lastRow="0" w:noHBand="0" w:noVBand="1" w:val="04A0"/>
+      </w:tblPr>
+      <w:tblGrid>
+        <w:gridCol w:w="4320"/>
+        <w:gridCol w:w="4320"/>
+      </w:tblGrid>
+      <w:tr>
+        <w:tc>
+          <w:tcPr>
+            <w:tcW w:type="dxa" w:w="4320"/>
+            <w:vAlign w:val="top"/>
+          </w:tcPr>
+          <w:p>
+            <w:pPr>
+              <w:jc w:val="center"/>
+            </w:pPr>
+            <w:r/>
+            <w:r>
+              <w:rPr>
+                <w:rFonts w:ascii="나눔고딕" w:hAnsi="나눔고딕" w:eastAsia="나눔고딕"/>
+                <w:b/>
+                <w:sz w:val="18"/>
+              </w:rPr>
+              <w:t>1. 발 주 번 호</w:t>
+            </w:r>
+          </w:p>
+        </w:tc>
+        <w:tc>
+          <w:tcPr>
+            <w:tcW w:type="dxa" w:w="4320"/>
+            <w:vAlign w:val="top"/>
+          </w:tcPr>
+          <w:p>
+            <w:r/>
+            <w:r>
+              <w:rPr>
+                <w:rFonts w:ascii="나눔고딕" w:hAnsi="나눔고딕" w:eastAsia="나눔고딕"/>
+                <w:b w:val="0"/>
+                <w:sz w:val="18"/>
+              </w:rPr>
+              <w:t>[ OOOOO-OO ]</w:t>
+            </w:r>
+          </w:p>
+        </w:tc>
+      </w:tr>
+      <w:tr>
+        <w:tc>
+          <w:tcPr>
+            <w:tcW w:type="dxa" w:w="4320"/>
+            <w:vAlign w:val="top"/>
+          </w:tcPr>
+          <w:p>
+            <w:pPr>
+              <w:jc w:val="center"/>
+            </w:pPr>
+            <w:r/>
+            <w:r>
+              <w:rPr>
+                <w:rFonts w:ascii="나눔고딕" w:hAnsi="나눔고딕" w:eastAsia="나눔고딕"/>
+                <w:b/>
+                <w:sz w:val="18"/>
+              </w:rPr>
+              <w:t>2. 계 약 일 자</w:t>
+            </w:r>
+          </w:p>
+        </w:tc>
+        <w:tc>
+          <w:tcPr>
+            <w:tcW w:type="dxa" w:w="4320"/>
+            <w:vAlign w:val="top"/>
+          </w:tcPr>
+          <w:p>
+            <w:r/>
+            <w:r>
+              <w:rPr>
+                <w:rFonts w:ascii="나눔고딕" w:hAnsi="나눔고딕" w:eastAsia="나눔고딕"/>
+                <w:b w:val="0"/>
+                <w:sz w:val="18"/>
+              </w:rPr>
+              <w:t>202X년 X월 X일</w:t>
+            </w:r>
+          </w:p>
+        </w:tc>
+      </w:tr>
+      <w:tr>
+        <w:tc>
+          <w:tcPr>
+            <w:tcW w:type="dxa" w:w="4320"/>
+            <w:vAlign w:val="top"/>
+          </w:tcPr>
+          <w:p>
+            <w:pPr>
+              <w:jc w:val="center"/>
+            </w:pPr>
+            <w:r/>
+            <w:r>
+              <w:rPr>
+                <w:rFonts w:ascii="나눔고딕" w:hAnsi="나눔고딕" w:eastAsia="나눔고딕"/>
+                <w:b/>
+                <w:sz w:val="18"/>
+              </w:rPr>
+              <w:t>3. 납 품 현 장</w:t>
+            </w:r>
+          </w:p>
+        </w:tc>
+        <w:tc>
+          <w:tcPr>
+            <w:tcW w:type="dxa" w:w="4320"/>
+            <w:vAlign w:val="top"/>
+          </w:tcPr>
+          <w:p>
+            <w:r/>
+            <w:r>
+              <w:rPr>
+                <w:rFonts w:ascii="나눔고딕" w:hAnsi="나눔고딕" w:eastAsia="나눔고딕"/>
+                <w:b w:val="0"/>
+                <w:sz w:val="18"/>
+              </w:rPr>
+              <w:t>[건설현장이 아닌 공사명 기재]</w:t>
+            </w:r>
+          </w:p>
+        </w:tc>
+      </w:tr>
+      <w:tr>
+        <w:tc>
+          <w:tcPr>
+            <w:tcW w:type="dxa" w:w="4320"/>
+            <w:vAlign w:val="top"/>
+          </w:tcPr>
+          <w:p>
+            <w:pPr>
+              <w:jc w:val="center"/>
+            </w:pPr>
+            <w:r/>
+            <w:r>
+              <w:rPr>
+                <w:rFonts w:ascii="나눔고딕" w:hAnsi="나눔고딕" w:eastAsia="나눔고딕"/>
+                <w:b/>
+                <w:sz w:val="18"/>
+              </w:rPr>
+              <w:t>4. 계 약 금 액</w:t>
+            </w:r>
+          </w:p>
+        </w:tc>
+        <w:tc>
+          <w:tcPr>
+            <w:tcW w:type="dxa" w:w="4320"/>
+            <w:vAlign w:val="top"/>
+          </w:tcPr>
+          <w:p>
+            <w:r/>
+            <w:r>
+              <w:rPr>
+                <w:rFonts w:ascii="나눔고딕" w:hAnsi="나눔고딕" w:eastAsia="나눔고딕"/>
+                <w:b w:val="0"/>
+                <w:sz w:val="18"/>
+              </w:rPr>
+              <w:t>일금 O O O O O원정 (공급가액: ₩O,OOO,OOO)</w:t>
+            </w:r>
+          </w:p>
+        </w:tc>
+      </w:tr>
+      <w:tr>
+        <w:tc>
+          <w:tcPr>
+            <w:tcW w:type="dxa" w:w="4320"/>
+            <w:vAlign w:val="top"/>
+          </w:tcPr>
+          <w:p>
+            <w:r/>
+            <w:r>
+              <w:rPr>
+                <w:rFonts w:ascii="나눔고딕" w:hAnsi="나눔고딕" w:eastAsia="나눔고딕"/>
+                <w:b w:val="0"/>
+                <w:sz w:val="18"/>
+              </w:rPr>
+              <w:t>일금 O O O O O원정 (부가세액: ₩ O,OOO)</w:t>
+            </w:r>
+          </w:p>
+        </w:tc>
+        <w:tc>
+          <w:tcPr>
+            <w:tcW w:type="dxa" w:w="4320"/>
+          </w:tcPr>
+          <w:p/>
+        </w:tc>
+      </w:tr>
+      <w:tr>
+        <w:tc>
+          <w:tcPr>
+            <w:tcW w:type="dxa" w:w="4320"/>
+            <w:vAlign w:val="top"/>
+          </w:tcPr>
+          <w:p>
+            <w:r/>
+            <w:r>
+              <w:rPr>
+                <w:rFonts w:ascii="나눔고딕" w:hAnsi="나눔고딕" w:eastAsia="나눔고딕"/>
+                <w:b w:val="0"/>
+                <w:sz w:val="18"/>
+              </w:rPr>
+              <w:t>일금 O O O O O원정 (합계: ₩O,OOO,OOO)</w:t>
+            </w:r>
+          </w:p>
+        </w:tc>
+        <w:tc>
+          <w:tcPr>
+            <w:tcW w:type="dxa" w:w="4320"/>
+          </w:tcPr>
+          <w:p/>
+        </w:tc>
+      </w:tr>
+      <w:tr>
+        <w:tc>
+          <w:tcPr>
+            <w:tcW w:type="dxa" w:w="4320"/>
+            <w:vAlign w:val="top"/>
+          </w:tcPr>
+          <w:p>
+            <w:pPr>
+              <w:jc w:val="center"/>
+            </w:pPr>
+            <w:r/>
+            <w:r>
+              <w:rPr>
+                <w:rFonts w:ascii="나눔고딕" w:hAnsi="나눔고딕" w:eastAsia="나눔고딕"/>
+                <w:b/>
+                <w:sz w:val="18"/>
+              </w:rPr>
+              <w:t>5. 대금지불방법</w:t>
+            </w:r>
+          </w:p>
+        </w:tc>
+        <w:tc>
+          <w:tcPr>
+            <w:tcW w:type="dxa" w:w="4320"/>
+            <w:vAlign w:val="top"/>
+          </w:tcPr>
+          <w:p>
+            <w:r/>
+            <w:r>
+              <w:rPr>
+                <w:rFonts w:ascii="나눔고딕" w:hAnsi="나눔고딕" w:eastAsia="나눔고딕"/>
+                <w:b w:val="0"/>
+                <w:sz w:val="18"/>
+              </w:rPr>
+              <w:t>현금 (월 O회 기성(월말기준 작성), 익월 OO일 기성지급)</w:t>
+              <w:br/>
+              <w:t>※ 세금계산서 청구 품목명: "강구조물 외주가공비" 한정 (시공/설치 단어 사용 절대 불가)</w:t>
+            </w:r>
+          </w:p>
+        </w:tc>
+      </w:tr>
+      <w:tr>
+        <w:tc>
+          <w:tcPr>
+            <w:tcW w:type="dxa" w:w="4320"/>
+            <w:vAlign w:val="top"/>
+          </w:tcPr>
+          <w:p>
+            <w:pPr>
+              <w:jc w:val="center"/>
+            </w:pPr>
+            <w:r/>
+            <w:r>
+              <w:rPr>
+                <w:rFonts w:ascii="나눔고딕" w:hAnsi="나눔고딕" w:eastAsia="나눔고딕"/>
+                <w:b/>
+                <w:sz w:val="18"/>
+              </w:rPr>
+              <w:t>6. 계 약 기 간</w:t>
+            </w:r>
+          </w:p>
+        </w:tc>
+        <w:tc>
+          <w:tcPr>
+            <w:tcW w:type="dxa" w:w="4320"/>
+            <w:vAlign w:val="top"/>
+          </w:tcPr>
+          <w:p>
+            <w:r/>
+            <w:r>
+              <w:rPr>
+                <w:rFonts w:ascii="나눔고딕" w:hAnsi="나눔고딕" w:eastAsia="나눔고딕"/>
+                <w:b w:val="0"/>
+                <w:sz w:val="18"/>
+              </w:rPr>
+              <w:t>202X년 X월 X일 ~ 202X년 X월 X일</w:t>
+            </w:r>
+          </w:p>
+        </w:tc>
+      </w:tr>
+      <w:tr>
+        <w:tc>
+          <w:tcPr>
+            <w:tcW w:type="dxa" w:w="4320"/>
+            <w:vAlign w:val="top"/>
+          </w:tcPr>
+          <w:p>
+            <w:pPr>
+              <w:jc w:val="center"/>
+            </w:pPr>
+            <w:r/>
+            <w:r>
+              <w:rPr>
+                <w:rFonts w:ascii="나눔고딕" w:hAnsi="나눔고딕" w:eastAsia="나눔고딕"/>
+                <w:b/>
+                <w:sz w:val="18"/>
+              </w:rPr>
+              <w:t>7. 세 부 내 역</w:t>
+              <w:br/>
+              <w:t>(특약 사항)</w:t>
+            </w:r>
+          </w:p>
+        </w:tc>
+        <w:tc>
+          <w:tcPr>
+            <w:tcW w:type="dxa" w:w="4320"/>
+            <w:vAlign w:val="top"/>
+          </w:tcPr>
+          <w:p>
+            <w:r/>
+            <w:r>
+              <w:rPr>
+                <w:rFonts w:ascii="나눔고딕" w:hAnsi="나눔고딕" w:eastAsia="나눔고딕"/>
+                <w:b w:val="0"/>
+                <w:sz w:val="18"/>
+              </w:rPr>
+              <w:t>1) 기준 물량: [물량표 참조] (계약단가 첨부)</w:t>
+              <w:br/>
+              <w:t>2) 물량 증가 및 감소 시 단가 대비 감액 및 증액한다.</w:t>
+              <w:br/>
+              <w:t>3) 수급자 측 인력의 산재보험 등 4대보험료, 기업이윤은 본 가공 단가 및 계약금액에 포함된 것으로 본다.</w:t>
+              <w:br/>
+              <w:t>4) 본 계약은 실질적 제조위탁(사급 임가공)이며, 어떠한 현장 내 설치(시공)에도 참여하지 않는다. (일반조건 제3조 참조)</w:t>
+              <w:br/>
+              <w:t>5) 스크랩 로스율: 기준 O%</w:t>
+              <w:br/>
+              <w:t>6) 하자보증금률: O% (현금 유보 또는 보증증권 대체 가능)</w:t>
+              <w:br/>
+              <w:t>7) 지체상금률: 1일당 총 계약금액의 O.O%</w:t>
+            </w:r>
+          </w:p>
+        </w:tc>
+      </w:tr>
+      <w:tr>
+        <w:tc>
+          <w:tcPr>
+            <w:tcW w:type="dxa" w:w="4320"/>
+            <w:vAlign w:val="top"/>
+          </w:tcPr>
+          <w:p>
+            <w:pPr>
+              <w:jc w:val="center"/>
+            </w:pPr>
+            <w:r/>
+            <w:r>
+              <w:rPr>
+                <w:rFonts w:ascii="나눔고딕" w:hAnsi="나눔고딕" w:eastAsia="나눔고딕"/>
+                <w:b/>
+                <w:sz w:val="18"/>
+              </w:rPr>
+              <w:t>8. 첨 부 서 류</w:t>
+            </w:r>
+          </w:p>
+        </w:tc>
+        <w:tc>
+          <w:tcPr>
+            <w:tcW w:type="dxa" w:w="4320"/>
+            <w:vAlign w:val="top"/>
+          </w:tcPr>
+          <w:p>
+            <w:r/>
+            <w:r>
+              <w:rPr>
+                <w:rFonts w:ascii="나눔고딕" w:hAnsi="나눔고딕" w:eastAsia="나눔고딕"/>
+                <w:b w:val="0"/>
+                <w:sz w:val="18"/>
+              </w:rPr>
+              <w:t>1) 세부 가공 단가표 1매</w:t>
+              <w:br/>
+              <w:t>2) 외주가공(제조위탁) 일반조건 1부 (본 표지 이면 첨부)</w:t>
+            </w:r>
+          </w:p>
+        </w:tc>
+      </w:tr>
+    </w:tbl>
+    <w:p/>
+    <w:tbl>
+      <w:tblPr>
+        <w:tblStyle w:val="TableGrid"/>
+        <w:tblW w:type="auto" w:w="0"/>
+        <w:tblLook w:firstColumn="1" w:firstRow="1" w:lastColumn="0" w:lastRow="0" w:noHBand="0" w:noVBand="1" w:val="04A0"/>
+      </w:tblPr>
+      <w:tblGrid>
+        <w:gridCol w:w="4320"/>
+        <w:gridCol w:w="4320"/>
+      </w:tblGrid>
+      <w:tr>
+        <w:tc>
+          <w:tcPr>
+            <w:tcW w:type="dxa" w:w="4320"/>
+            <w:vAlign w:val="top"/>
+          </w:tcPr>
+          <w:p>
+            <w:r/>
+            <w:r>
+              <w:rPr>
+                <w:rFonts w:ascii="나눔고딕" w:hAnsi="나눔고딕" w:eastAsia="나눔고딕"/>
+                <w:b w:val="0"/>
+                <w:sz w:val="18"/>
+              </w:rPr>
+              <w:t>[위탁자 / 甲]</w:t>
+              <w:br/>
+              <w:br/>
+              <w:t>상   호 : O O O O (주)</w:t>
+              <w:br/>
+              <w:t>주   소 :</w:t>
+              <w:br/>
+              <w:t>대표자 :                   (인)</w:t>
+            </w:r>
+          </w:p>
+        </w:tc>
+        <w:tc>
+          <w:tcPr>
+            <w:tcW w:type="dxa" w:w="4320"/>
+            <w:vAlign w:val="top"/>
+          </w:tcPr>
+          <w:p>
+            <w:r/>
+            <w:r>
+              <w:rPr>
+                <w:rFonts w:ascii="나눔고딕" w:hAnsi="나눔고딕" w:eastAsia="나눔고딕"/>
+                <w:b w:val="0"/>
+                <w:sz w:val="18"/>
+              </w:rPr>
+              <w:t>[수탁자 / 乙]</w:t>
+              <w:br/>
+              <w:br/>
+              <w:t>상   호 : O O O O (주)</w:t>
+              <w:br/>
+              <w:t>주   소 :</w:t>
+              <w:br/>
+              <w:t>대표자 :                   (인)</w:t>
+            </w:r>
+          </w:p>
+        </w:tc>
+      </w:tr>
+    </w:tbl>
+    <w:p/>
+    <w:p>
+      <w:pPr>
+        <w:spacing w:after="40" w:line="320" w:lineRule="exact"/>
+      </w:pPr>
+      <w:r>
+        <w:rPr>
+          <w:rFonts w:ascii="나눔고딕" w:hAnsi="나눔고딕" w:eastAsia="나눔고딕"/>
+          <w:b w:val="0"/>
+          <w:sz w:val="20"/>
+        </w:rPr>
+        <w:t>[첨부] 외주가공(제조위탁) 일반조건</w:t>
       </w:r>
     </w:p>
     <w:p>
@@ -61,7 +528,7 @@
           <w:b/>
           <w:sz w:val="22"/>
         </w:rPr>
-        <w:t>제1조 (목적)</w:t>
+        <w:t>제1조 (목적 및 효력)</w:t>
       </w:r>
     </w:p>
     <w:p>
@@ -74,7 +541,7 @@
           <w:b w:val="0"/>
           <w:sz w:val="20"/>
         </w:rPr>
-        <w:t>본 계약은 "발주자"가 도급받아 수행하는 [OO신축공사] 현장에 소요되는 강구조물(철골) 부재에 대하여, "발주자"가 원자재 및 샵드로잉(Shop DWG)을 "수급자"에게 지급(사급)하고, "수급자"는 자사 공장에서 가공·조립·도장 역무를 수행하여 완성된 부재를 납품하는 조건을 규정함을 목적으로 한다.</w:t>
+        <w:t>본 일반조건은 앞면 표지에 명시된 위탁자("甲")와 수탁자("乙") 간의 강구조물 부재 사급가공(제조위탁) 계약에 적용되며, 표지와 일체가 되어 계약서로서의 효력을 가진다. 본 계약은 "甲"이 원자재 및 샵드로잉(Shop DWG)을 "乙"에게 지급(사급)하고, "乙"은 자사 공장에서 가공·조립·도장 역무를 수행하여 완성된 부재를 납품하는 제반 사항을 규정함을 목적으로 한다.</w:t>
       </w:r>
     </w:p>
     <w:p>
@@ -105,7 +572,7 @@
           <w:b w:val="0"/>
           <w:sz w:val="20"/>
         </w:rPr>
-        <w:t>① "수급자"가 수행하는 업무 범위는 다음 각 호에 한정한다.</w:t>
+        <w:t>① "乙"이 수행하는 업무 범위는 다음 각 호에 한정한다.</w:t>
       </w:r>
     </w:p>
     <w:p>
@@ -118,7 +585,7 @@
           <w:b w:val="0"/>
           <w:sz w:val="20"/>
         </w:rPr>
-        <w:t>1. "발주자" 지급 자재의 입고·검수·보관</w:t>
+        <w:t>1. "甲" 지급 자재의 입고·검수·보관</w:t>
       </w:r>
     </w:p>
     <w:p>
@@ -131,7 +598,7 @@
           <w:b w:val="0"/>
           <w:sz w:val="20"/>
         </w:rPr>
-        <w:t>2. "발주자" 지급 샵드로잉(Shop DWG)에 따른 절단(Gas/Plasma/Laser cutting)</w:t>
+        <w:t>2. "甲" 지급 샵드로잉(Shop DWG)에 따른 절단(Gas/Plasma/Laser cutting)</w:t>
       </w:r>
     </w:p>
     <w:p>
@@ -183,7 +650,7 @@
           <w:b w:val="0"/>
           <w:sz w:val="20"/>
         </w:rPr>
-        <w:t>6. 완성 부재의 "발주자" 지정 현장까지의 운반·납품(인도)</w:t>
+        <w:t>6. 완성 부재의 "甲" 지정 목적지 현장까지의 운반·납품(인도)</w:t>
       </w:r>
     </w:p>
     <w:p>
@@ -196,7 +663,7 @@
           <w:b w:val="0"/>
           <w:sz w:val="20"/>
         </w:rPr>
-        <w:t>② 상기 이외의 업무(설계, 원자재 구매, 현장 설치 등)는 "발주자"가 직접 수행하며, "수급자"의 업무 범위에 포함되지 아니한다.</w:t>
+        <w:t>② 상기 이외의 업무(설계, 원자재 구매, 건설현장 시공.설치 등)는 "甲"이 별도 수행하며, "乙"의 업무 범위에 포함되지 아니한다.</w:t>
       </w:r>
     </w:p>
     <w:p>
@@ -214,7 +681,7 @@
           <w:b/>
           <w:sz w:val="22"/>
         </w:rPr>
-        <w:t>제3조 (시공행위 배제)</w:t>
+        <w:t>제3조 (시공행위 배제 및 하도급 부인)</w:t>
       </w:r>
     </w:p>
     <w:p>
@@ -227,7 +694,7 @@
           <w:b w:val="0"/>
           <w:sz w:val="20"/>
         </w:rPr>
-        <w:t>① "수급자"는 납품 완료 후 당해 현장 내부에서의 철골 세우기(Erection), 볼팅, 데크플레이트 시공, 현장 용접 등 어떠한 설치 및 건설 시공 행위에도 일절 관여하지 아니한다.</w:t>
+        <w:t>① "乙"은 납품 전후를 불문하고 당해 건설현장 내부에서의 철골 세우기(Erection), 볼팅, 데크플레이트 시공, 현장 용접 등 어떠한 설치 및 건설 시공 행위에도 일절 관여하지 아니한다.</w:t>
       </w:r>
     </w:p>
     <w:p>
@@ -240,7 +707,20 @@
           <w:b w:val="0"/>
           <w:sz w:val="20"/>
         </w:rPr>
-        <w:t>② 본 계약의 실질은 제조업 내 가공 도급이며, "수급자"가 자재를 직접 구매하여 완성품을 납품하는 물품 매매(A-1)와는 구별된다. 건설산업기본법에 의한 건설공사의 하도급계약이 아님을 상호 간에 확인한다.</w:t>
+        <w:t>② 본 계약의 실질은 제조업에 종사하는 "乙"에게 원자재를 지급하여 물품 제조를 위탁하는 [공정거래법상 제조위탁(또는 규범적 물품제조계약)]이며, 건설산업기본법에 의한 [건설공사의 하도급계약]이 아님을 상호 간에 강력히 확인한다.</w:t>
+      </w:r>
+    </w:p>
+    <w:p>
+      <w:pPr>
+        <w:spacing w:after="40" w:line="320" w:lineRule="exact"/>
+      </w:pPr>
+      <w:r>
+        <w:rPr>
+          <w:rFonts w:ascii="나눔고딕" w:hAnsi="나눔고딕" w:eastAsia="나눔고딕"/>
+          <w:b w:val="0"/>
+          <w:sz w:val="20"/>
+        </w:rPr>
+        <w:t>③ 본 업무 수행에 적용되는 보충적 기준은 공정거래위원회 제정 '금속업종 표준하도급 기본계약서'를 원칙적으로 준용한다.</w:t>
       </w:r>
     </w:p>
     <w:p>
@@ -258,7 +738,7 @@
           <w:b/>
           <w:sz w:val="22"/>
         </w:rPr>
-        <w:t>제4조 (자재 지급(사급))</w:t>
+        <w:t>제4조 (자재 사급 및 보관, 소유권의 보전)</w:t>
       </w:r>
     </w:p>
     <w:p>
@@ -271,7 +751,7 @@
           <w:b w:val="0"/>
           <w:sz w:val="20"/>
         </w:rPr>
-        <w:t>① "발주자"는 원자재(형강, 철판, 볼트, 페인트 등)를 직접 구매하여 "수급자"의 공장에 인도한다.</w:t>
+        <w:t>① "甲"은 가공에 필요한 원자재를 직접 구매하여 "乙"의 공장에 인도하며, 원자재 투입 시 밀시트(Mill Certificate) 등을 함께 제공한다.</w:t>
       </w:r>
     </w:p>
     <w:p>
@@ -284,7 +764,7 @@
           <w:b w:val="0"/>
           <w:sz w:val="20"/>
         </w:rPr>
-        <w:t>② "수급자"는 지급받은 자재를 선량한 관리자의 주의로 보관·취급하여야 하며, 잔재(殘材)는 매월 정리하여 "발주자"에게 반환한다.</w:t>
+        <w:t>② "乙"은 지급받은 사급재를 선량한 관리자의 주의로 보관하여야 하며, 무단으로 타 용도에 전용할 수 없다.</w:t>
       </w:r>
     </w:p>
     <w:p>
@@ -297,7 +777,7 @@
           <w:b w:val="0"/>
           <w:sz w:val="20"/>
         </w:rPr>
-        <w:t>③ 자재의 망실·훼손 시 "수급자"가 시가로 변상한다.</w:t>
+        <w:t>③ "乙"은 지급받은 사급재에 대하여 언제나 타인의 자산("乙" 고유의 자산 등)과 섞이지 않도록 분리 보관하고, 이를 입증할 수납/불출 기록을 작성·비치하여야 한다.</w:t>
       </w:r>
     </w:p>
     <w:p>
@@ -310,7 +790,7 @@
           <w:b w:val="0"/>
           <w:sz w:val="20"/>
         </w:rPr>
-        <w:t>④ "발주자"는 원자재 투입 시 밀시트(Mill Certificate) 및 자재시험성적서를 함께 제공한다.</w:t>
+        <w:t>④ "乙"의 파산, 가압류, 소유권 분쟁 시 "乙"은 본건 사급재가 "甲"의 전적인 소유물임을 제3자에게 주장하고 소명할 법적 의무가 있으며, "甲"의 소유권 보전 조치에 즉각 무조건 통보 및 협조(자재 반환 등)하여야 한다.</w:t>
       </w:r>
     </w:p>
     <w:p>
@@ -328,7 +808,7 @@
           <w:b/>
           <w:sz w:val="22"/>
         </w:rPr>
-        <w:t>제5조 (샵드로잉 지급 및 가공 기준)</w:t>
+        <w:t>제5조 (로스율(Loss rate) 및 부산물(철스크랩) 정산)</w:t>
       </w:r>
     </w:p>
     <w:p>
@@ -341,7 +821,7 @@
           <w:b w:val="0"/>
           <w:sz w:val="20"/>
         </w:rPr>
-        <w:t>① "발주자"가 직접 작성한 샵드로잉(Shop DWG)을 "수급자"에게 제공한다.</w:t>
+        <w:t>① "甲"이 지급하는 사급재에 대한 기준 스크랩 로스율은 표지에 명시된 비율로 제한한다.</w:t>
       </w:r>
     </w:p>
     <w:p>
@@ -354,7 +834,7 @@
           <w:b w:val="0"/>
           <w:sz w:val="20"/>
         </w:rPr>
-        <w:t>② "수급자"는 지급받은 도면에 따라 충실히 가공하여야 한다. 다만, 도면상 명백한 오류를 발견한 경우 "수급자"는 가공 착수 전에 "발주자"에게 서면으로 통보하여야 하며, "발주자"의 확인 없이 임의로 수정 가공하여서는 아니 된다.</w:t>
+        <w:t>② "乙"은 발생한 잉여 부산물(철스크랩)을 전량 매월 지정일까지 "甲"에게 반환(또는 "甲" 지정 계좌로 매각 대금 입금)하여야 한다.</w:t>
       </w:r>
     </w:p>
     <w:p>
@@ -367,7 +847,7 @@
           <w:b w:val="0"/>
           <w:sz w:val="20"/>
         </w:rPr>
-        <w:t>③ "발주자"는 납품 전 "수급자"의 제작공장에 입회하여 중간검사(치수, 용접, 도장 등)를 실시할 수 있으며, "수급자"는 이에 적극 협조하여야 한다.</w:t>
+        <w:t>③ 부산물의 중량이 표지에 명시된 기준 로스율을 초과하여 미달하는 경우, "乙"은 부족분에 해당하는 중량에 대하여 정산 시점의 한국철강협회(또는 상호 합의된 기준) 고시 스크랩 등급 단가를 곱한 금액을 변상("甲"이 기성 대금에서 공제)하여야 한다.</w:t>
       </w:r>
     </w:p>
     <w:p>
@@ -385,7 +865,7 @@
           <w:b/>
           <w:sz w:val="22"/>
         </w:rPr>
-        <w:t>제6조 (납품기일 및 지체상금)</w:t>
+        <w:t>제6조 (샵드로잉 지급 및 가공 기준)</w:t>
       </w:r>
     </w:p>
     <w:p>
@@ -398,7 +878,7 @@
           <w:b w:val="0"/>
           <w:sz w:val="20"/>
         </w:rPr>
-        <w:t>① 납품기일은 202X년 X월 X일까지로 한다. 단, "발주자"의 자재 지급 지연으로 인한 납기 지연은 "수급자"의 귀책으로 보지 아니한다.</w:t>
+        <w:t>① "甲"이 직접 작성한 샵드로잉(Shop DWG)을 "乙"에게 제공한다.</w:t>
       </w:r>
     </w:p>
     <w:p>
@@ -411,7 +891,20 @@
           <w:b w:val="0"/>
           <w:sz w:val="20"/>
         </w:rPr>
-        <w:t>② "수급자"의 귀책사유로 납기일이 지연될 경우, 지체일수 1일당 총 계약금액의 1,000분의 1.5에 해당하는 지체상금을 "발주자"에게 지급한다. 단, 지체상금의 누적 총액은 계약금액의 10%를 초과할 수 없다.</w:t>
+        <w:t>② "乙"은 지급받은 도면에 따라 충실히 가공하여야 하며, 도면 오류 발견 시 가공 착수 전에 "甲"에게 서면으로 통보하여 확인을 득하여야 한다.</w:t>
+      </w:r>
+    </w:p>
+    <w:p>
+      <w:pPr>
+        <w:spacing w:after="40" w:line="320" w:lineRule="exact"/>
+      </w:pPr>
+      <w:r>
+        <w:rPr>
+          <w:rFonts w:ascii="나눔고딕" w:hAnsi="나눔고딕" w:eastAsia="나눔고딕"/>
+          <w:b w:val="0"/>
+          <w:sz w:val="20"/>
+        </w:rPr>
+        <w:t>③ "甲"은 납품 전 "乙"의 공장에 입회하여 검사를 실시할 수 있으며, "乙"은 협조하여야 한다.</w:t>
       </w:r>
     </w:p>
     <w:p>
@@ -442,7 +935,7 @@
           <w:b w:val="0"/>
           <w:sz w:val="20"/>
         </w:rPr>
-        <w:t>① 계약 대금은 가공비(절단·용접·조립·도장 역무비 + 운반비)만으로 산정하며, 자재비는 포함하지 아니한다.</w:t>
+        <w:t>① 본 계약의 대금은 표지에 기재된 바와 같이 가공 대금(인건비+가공경비+이윤+운반비)만으로 산정하며, 자재비는 포함하지 아니한다.</w:t>
       </w:r>
     </w:p>
     <w:p>
@@ -455,7 +948,7 @@
           <w:b w:val="0"/>
           <w:sz w:val="20"/>
         </w:rPr>
-        <w:t>② 총 가공 대금은 금 OOO원整 (부가가치세 별도)으로 한다. (또는 톤당 가공비 금 OOO원으로 산정)</w:t>
+        <w:t>② 세금계산서 발행 시 품목은 "강구조물 외주가공비"로 기재한다. "현장 설치비", "설치 공사비" 등의 명목으로 기재하여서는 아니 된다.</w:t>
       </w:r>
     </w:p>
     <w:p>
@@ -468,33 +961,7 @@
           <w:b w:val="0"/>
           <w:sz w:val="20"/>
         </w:rPr>
-        <w:t>③ 세금계산서 발행 시 품목은 "강구조물 외주가공비"로 기재한다. "자재비", "현장 설치비", "시공 노무비" 등의 명목으로 기재하여서는 아니 된다.</w:t>
-      </w:r>
-    </w:p>
-    <w:p>
-      <w:pPr>
-        <w:spacing w:after="40" w:line="320" w:lineRule="exact"/>
-      </w:pPr>
-      <w:r>
-        <w:rPr>
-          <w:rFonts w:ascii="나눔고딕" w:hAnsi="나눔고딕" w:eastAsia="나눔고딕"/>
-          <w:b w:val="0"/>
-          <w:sz w:val="20"/>
-        </w:rPr>
-        <w:t>④ 대금의 지급조건은 월 1회 기성(납품) 마감 후 익월 OO일에 지급함을 원칙으로 한다.</w:t>
-      </w:r>
-    </w:p>
-    <w:p>
-      <w:pPr>
-        <w:spacing w:after="40" w:line="320" w:lineRule="exact"/>
-      </w:pPr>
-      <w:r>
-        <w:rPr>
-          <w:rFonts w:ascii="나눔고딕" w:hAnsi="나눔고딕" w:eastAsia="나눔고딕"/>
-          <w:b w:val="0"/>
-          <w:sz w:val="20"/>
-        </w:rPr>
-        <w:t>⑤ 계약금액의 5%는 하자보증금으로 유보하고, 하자담보기간(1년) 만료 후 이를 반환한다.</w:t>
+        <w:t>③ 대금 지급조건, 하자보증금 유보 명목 및 보증증권 대체 등 제반 결제 사항은 공히 표지에 명시된 바에 따른다.</w:t>
       </w:r>
     </w:p>
     <w:p>
@@ -512,7 +979,7 @@
           <w:b/>
           <w:sz w:val="22"/>
         </w:rPr>
-        <w:t>제8조 (검수 및 하자보증)</w:t>
+        <w:t>제8조 (검수, 재작업 의무 및 대체 계약)</w:t>
       </w:r>
     </w:p>
     <w:p>
@@ -525,7 +992,7 @@
           <w:b w:val="0"/>
           <w:sz w:val="20"/>
         </w:rPr>
-        <w:t>① 납품 즉시 "발주자"는 외관, 치수, 수량에 대해 검수를 실시한다. 하자 발견 시 "수급자"는 통보 후 14일 이내에 재가공·교환 납품한다.</w:t>
+        <w:t>① 검수 결과 가공 오류 등 결함 발견 시, "乙"은 통보 후 즉각 전면 재가공하여 납품한다. 재작업 소요 원자재는 "甲"이 지급하되, 그에 따르는 재작업비용(인건비 등) 전액은 "乙"이 자비로 부담한다.</w:t>
       </w:r>
     </w:p>
     <w:p>
@@ -538,20 +1005,7 @@
           <w:b w:val="0"/>
           <w:sz w:val="20"/>
         </w:rPr>
-        <w:t>② 재가공 소요 자재는 "발주자"가 추가 지급하되, 재가공 인건비는 "수급자"가 부담한다.</w:t>
-      </w:r>
-    </w:p>
-    <w:p>
-      <w:pPr>
-        <w:spacing w:after="40" w:line="320" w:lineRule="exact"/>
-      </w:pPr>
-      <w:r>
-        <w:rPr>
-          <w:rFonts w:ascii="나눔고딕" w:hAnsi="나눔고딕" w:eastAsia="나눔고딕"/>
-          <w:b w:val="0"/>
-          <w:sz w:val="20"/>
-        </w:rPr>
-        <w:t>③ 하자담보책임기간은 납품 완료일로부터 1년으로 하며, 가공 결함에 한해 "수급자"가 무상 재가공한다.</w:t>
+        <w:t>② "乙"의 정당한 사유 없는 가공 지연, 일방적 작업 중단, 반품 요구 불응 등으로 계약 해지가 불가피할 경우, "甲"은 즉시 제3의 가공업체와 '대체 가공 계약'을 체결할 수 있다. 이로 인해 "甲"이 추가로 지출(기존 계약 단가를 초과하는 부분 포함)한 제조 관련 손해액 일체는 "乙"이 부담한다.</w:t>
       </w:r>
     </w:p>
     <w:p>
@@ -569,7 +1023,7 @@
           <w:b/>
           <w:sz w:val="22"/>
         </w:rPr>
-        <w:t>제9조 (계약의 해지)</w:t>
+        <w:t>제9조 (지체상금 및 해지)</w:t>
       </w:r>
     </w:p>
     <w:p>
@@ -582,7 +1036,7 @@
           <w:b w:val="0"/>
           <w:sz w:val="20"/>
         </w:rPr>
-        <w:t>① 다음 각 호의 사유 발생 시, "발주자"는 서면 통보로 즉시 해지할 수 있다.</w:t>
+        <w:t>① "乙"의 귀책으로 납기가 지연될 경우, 지체 1일당 표지에 명시된 비율에 해당하는 지체상금을 부과한다.</w:t>
       </w:r>
     </w:p>
     <w:p>
@@ -595,7 +1049,7 @@
           <w:b w:val="0"/>
           <w:sz w:val="20"/>
         </w:rPr>
-        <w:t>1. 품질 불량이 3회 이상 반복되어 시정 요구에도 개선되지 아니한 경우.</w:t>
+        <w:t>② 다음의 경우 "甲"은 즉시 계약을 해지할 수 있다: 품질 불량 상습발생, 사급재 무단 전용, 무단 공정 중단으로 공기에 심각한 차질을 빚는 경우 등.</w:t>
       </w:r>
     </w:p>
     <w:p>
@@ -608,33 +1062,7 @@
           <w:b w:val="0"/>
           <w:sz w:val="20"/>
         </w:rPr>
-        <w:t>2. "수급자"가 지급 자재를 무단으로 타 용도에 전용한 경우.</w:t>
-      </w:r>
-    </w:p>
-    <w:p>
-      <w:pPr>
-        <w:spacing w:after="40" w:line="320" w:lineRule="exact"/>
-      </w:pPr>
-      <w:r>
-        <w:rPr>
-          <w:rFonts w:ascii="나눔고딕" w:hAnsi="나눔고딕" w:eastAsia="나눔고딕"/>
-          <w:b w:val="0"/>
-          <w:sz w:val="20"/>
-        </w:rPr>
-        <w:t>3. "수급자"의 귀책으로 납기가 30일 이상 지연된 경우.</w:t>
-      </w:r>
-    </w:p>
-    <w:p>
-      <w:pPr>
-        <w:spacing w:after="40" w:line="320" w:lineRule="exact"/>
-      </w:pPr>
-      <w:r>
-        <w:rPr>
-          <w:rFonts w:ascii="나눔고딕" w:hAnsi="나눔고딕" w:eastAsia="나눔고딕"/>
-          <w:b w:val="0"/>
-          <w:sz w:val="20"/>
-        </w:rPr>
-        <w:t>② 해지 시 기 수행 가공 물량에 대해 일할 정산하고, 미사용 지급 자재는 "발주자"에게 즉시 반환한다.</w:t>
+        <w:t>③ 해지 시 "乙"은 공구/자재 일체를 원상 합의 복구하고 미사용 사급재를 전량 반환한다.</w:t>
       </w:r>
     </w:p>
     <w:p>
@@ -652,7 +1080,7 @@
           <w:b/>
           <w:sz w:val="22"/>
         </w:rPr>
-        <w:t>제10조 (불가항력)</w:t>
+        <w:t>제10조 (안전보건 및 노동 분쟁 책임)</w:t>
       </w:r>
     </w:p>
     <w:p>
@@ -665,7 +1093,7 @@
           <w:b w:val="0"/>
           <w:sz w:val="20"/>
         </w:rPr>
-        <w:t>천재지변, 감염병 대유행 등 불가항력 사유 시 지체상금 및 손해배상 책임을 면하되, 지체 없이 상대방에게 서면으로 통지하여야 한다.</w:t>
+        <w:t>"乙"의 공장에서 발생하는 산재, 임금 체불, 노사 분쟁은 전적으로 "乙"의 책임이며, 이로 인해 "甲" 목적 사업에 지장이 초래되면 손해를 전면 배상한다.</w:t>
       </w:r>
     </w:p>
     <w:p>
@@ -696,122 +1124,9 @@
           <w:b w:val="0"/>
           <w:sz w:val="20"/>
         </w:rPr>
-        <w:t>분쟁 발생 시 "발주자"의 본점 소재지를 관할하는 지방법원을 합의관할법원으로 정한다.</w:t>
+        <w:t>분쟁 시 "甲"의 본점 소재지를 관할하는 지방법원을 합의관할법원으로 한다.</w:t>
       </w:r>
     </w:p>
-    <w:p>
-      <w:pPr>
-        <w:spacing w:after="40" w:line="320" w:lineRule="exact"/>
-      </w:pPr>
-    </w:p>
-    <w:p>
-      <w:pPr>
-        <w:spacing w:after="40" w:line="320" w:lineRule="exact"/>
-      </w:pPr>
-      <w:r>
-        <w:rPr>
-          <w:rFonts w:ascii="나눔고딕" w:hAnsi="나눔고딕" w:eastAsia="나눔고딕"/>
-          <w:b/>
-          <w:sz w:val="22"/>
-        </w:rPr>
-        <w:t>부 칙</w:t>
-      </w:r>
-    </w:p>
-    <w:p>
-      <w:pPr>
-        <w:spacing w:after="40" w:line="320" w:lineRule="exact"/>
-      </w:pPr>
-      <w:r>
-        <w:rPr>
-          <w:rFonts w:ascii="나눔고딕" w:hAnsi="나눔고딕" w:eastAsia="나눔고딕"/>
-          <w:b w:val="0"/>
-          <w:sz w:val="20"/>
-        </w:rPr>
-        <w:t>본 계약의 성립과 그 내용을 증명하기 위하여, 본 계약서 원본 2통을 작성한 후 "발주자"와 "수급자"가 서명 또는 기명날인하여 각각 1통씩 원본을 보관한다.</w:t>
-      </w:r>
-    </w:p>
-    <w:p>
-      <w:pPr>
-        <w:spacing w:after="40" w:line="320" w:lineRule="exact"/>
-      </w:pPr>
-    </w:p>
-    <w:p>
-      <w:pPr>
-        <w:spacing w:after="40" w:line="320" w:lineRule="exact"/>
-      </w:pPr>
-      <w:r>
-        <w:rPr>
-          <w:rFonts w:ascii="나눔고딕" w:hAnsi="나눔고딕" w:eastAsia="나눔고딕"/>
-          <w:b w:val="0"/>
-          <w:sz w:val="20"/>
-        </w:rPr>
-        <w:t>년      월      일</w:t>
-      </w:r>
-    </w:p>
-    <w:tbl>
-      <w:tblPr>
-        <w:tblStyle w:val="TableGrid"/>
-        <w:tblW w:type="auto" w:w="0"/>
-        <w:tblLook w:firstColumn="1" w:firstRow="1" w:lastColumn="0" w:lastRow="0" w:noHBand="0" w:noVBand="1" w:val="04A0"/>
-      </w:tblPr>
-      <w:tblGrid>
-        <w:gridCol w:w="4320"/>
-        <w:gridCol w:w="4320"/>
-      </w:tblGrid>
-      <w:tr>
-        <w:tc>
-          <w:tcPr>
-            <w:tcW w:type="dxa" w:w="4320"/>
-          </w:tcPr>
-          <w:p>
-            <w:r/>
-            <w:r>
-              <w:rPr>
-                <w:rFonts w:ascii="나눔고딕" w:hAnsi="나눔고딕" w:eastAsia="나눔고딕"/>
-                <w:b w:val="0"/>
-                <w:sz w:val="18"/>
-              </w:rPr>
-              <w:t>[발주자 / 甲]</w:t>
-              <w:br/>
-              <w:br/>
-              <w:t>상   호 : 주식회사 OOOO</w:t>
-              <w:br/>
-              <w:t>주   소 : 서울특별시 OO구 OO로 OO</w:t>
-              <w:br/>
-              <w:t>대표자 :    홍 대 표    (인)</w:t>
-              <w:br/>
-              <w:t>연락처 : 02-1234-5678</w:t>
-            </w:r>
-          </w:p>
-        </w:tc>
-        <w:tc>
-          <w:tcPr>
-            <w:tcW w:type="dxa" w:w="4320"/>
-          </w:tcPr>
-          <w:p>
-            <w:r/>
-            <w:r>
-              <w:rPr>
-                <w:rFonts w:ascii="나눔고딕" w:hAnsi="나눔고딕" w:eastAsia="나눔고딕"/>
-                <w:b w:val="0"/>
-                <w:sz w:val="18"/>
-              </w:rPr>
-              <w:t>[수급자 / 乙]</w:t>
-              <w:br/>
-              <w:br/>
-              <w:t>상   호 : OOO스틸 주식회사</w:t>
-              <w:br/>
-              <w:t>주   소 : 경기도 화성시 OO로 OO</w:t>
-              <w:br/>
-              <w:t>대표자 :    김 공 장    (인)</w:t>
-              <w:br/>
-              <w:t>연락처 : 031-987-6543</w:t>
-            </w:r>
-          </w:p>
-        </w:tc>
-      </w:tr>
-    </w:tbl>
-    <w:p/>
     <w:p>
       <w:r>
         <w:br w:type="page"/>
@@ -840,25 +1155,7 @@
           <w:b w:val="0"/>
           <w:sz w:val="20"/>
         </w:rPr>
-        <w:t>매뉴얼 지침 (A-1과의 핵심 차이): A-1은 매도인이 자재를 직접 구매하여 완성품을 납품하는 물품 매매이고, A-2는 발주자(전문건설사)가 자재·DWG을 직접 제공하고 가공만 맡기는 가공 도급입니다. 따라서 대금 산정(가공비만), 세금계산서 품목, 원가 분류가 모두 다릅니다.</w:t>
-      </w:r>
-    </w:p>
-    <w:p>
-      <w:pPr>
-        <w:spacing w:after="40" w:line="320" w:lineRule="exact"/>
-      </w:pPr>
-    </w:p>
-    <w:p>
-      <w:pPr>
-        <w:spacing w:after="40" w:line="320" w:lineRule="exact"/>
-      </w:pPr>
-      <w:r>
-        <w:rPr>
-          <w:rFonts w:ascii="나눔고딕" w:hAnsi="나눔고딕" w:eastAsia="나눔고딕"/>
-          <w:b w:val="0"/>
-          <w:sz w:val="20"/>
-        </w:rPr>
-        <w:t>📌 원가 분류 및 대금 청구 시 유의사항 (A-2):</w:t>
+        <w:t>매뉴얼 지침 (A-1과의 핵심 차이): A-1은 매도인이 자재를 직접 구매하여 완성품을 납품하는 물품 매매이고, A-2는 위탁자(전문건설사)가 자재·DWG을 직접 제공하고 가공만 맡기는 가공 도급입니다. 따라서 대금 산정(가공비만), 세금계산서 품목, 원가 분류가 모두 다릅니다. 📌 원가 분류 및 대금 청구 시 유의사항 (A-2):</w:t>
       </w:r>
     </w:p>
     <w:tbl>
@@ -876,8 +1173,12 @@
         <w:tc>
           <w:tcPr>
             <w:tcW w:type="dxa" w:w="2880"/>
+            <w:vAlign w:val="top"/>
           </w:tcPr>
           <w:p>
+            <w:pPr>
+              <w:jc w:val="center"/>
+            </w:pPr>
             <w:r/>
             <w:r>
               <w:rPr>
@@ -892,8 +1193,12 @@
         <w:tc>
           <w:tcPr>
             <w:tcW w:type="dxa" w:w="2880"/>
+            <w:vAlign w:val="top"/>
           </w:tcPr>
           <w:p>
+            <w:pPr>
+              <w:jc w:val="center"/>
+            </w:pPr>
             <w:r/>
             <w:r>
               <w:rPr>
@@ -908,8 +1213,12 @@
         <w:tc>
           <w:tcPr>
             <w:tcW w:type="dxa" w:w="2880"/>
+            <w:vAlign w:val="top"/>
           </w:tcPr>
           <w:p>
+            <w:pPr>
+              <w:jc w:val="center"/>
+            </w:pPr>
             <w:r/>
             <w:r>
               <w:rPr>
@@ -926,6 +1235,7 @@
         <w:tc>
           <w:tcPr>
             <w:tcW w:type="dxa" w:w="2880"/>
+            <w:vAlign w:val="top"/>
           </w:tcPr>
           <w:p>
             <w:r/>
@@ -942,6 +1252,7 @@
         <w:tc>
           <w:tcPr>
             <w:tcW w:type="dxa" w:w="2880"/>
+            <w:vAlign w:val="top"/>
           </w:tcPr>
           <w:p>
             <w:r/>
@@ -958,6 +1269,7 @@
         <w:tc>
           <w:tcPr>
             <w:tcW w:type="dxa" w:w="2880"/>
+            <w:vAlign w:val="top"/>
           </w:tcPr>
           <w:p>
             <w:r/>
@@ -967,7 +1279,7 @@
                 <w:b w:val="0"/>
                 <w:sz w:val="18"/>
               </w:rPr>
-              <w:t>원자재는 발주자가 별도 구매(이미 자재비로 계상됨)</w:t>
+              <w:t>원자재는 위탁자가 별도 구매(이미 자재비로 계상됨)</w:t>
             </w:r>
           </w:p>
         </w:tc>
@@ -976,6 +1288,7 @@
         <w:tc>
           <w:tcPr>
             <w:tcW w:type="dxa" w:w="2880"/>
+            <w:vAlign w:val="top"/>
           </w:tcPr>
           <w:p>
             <w:r/>
@@ -992,6 +1305,7 @@
         <w:tc>
           <w:tcPr>
             <w:tcW w:type="dxa" w:w="2880"/>
+            <w:vAlign w:val="top"/>
           </w:tcPr>
           <w:p>
             <w:r/>
@@ -1008,6 +1322,7 @@
         <w:tc>
           <w:tcPr>
             <w:tcW w:type="dxa" w:w="2880"/>
+            <w:vAlign w:val="top"/>
           </w:tcPr>
           <w:p>
             <w:r/>
@@ -1017,7 +1332,7 @@
                 <w:b w:val="0"/>
                 <w:sz w:val="18"/>
               </w:rPr>
-              <w:t>외주 공장 소속 인력 → 발주자 직접 고용 아님</w:t>
+              <w:t>외주 공장 소속 인력 → 위탁자 직접 고용 아님</w:t>
             </w:r>
           </w:p>
         </w:tc>
@@ -1026,6 +1341,7 @@
         <w:tc>
           <w:tcPr>
             <w:tcW w:type="dxa" w:w="2880"/>
+            <w:vAlign w:val="top"/>
           </w:tcPr>
           <w:p>
             <w:r/>
@@ -1042,6 +1358,7 @@
         <w:tc>
           <w:tcPr>
             <w:tcW w:type="dxa" w:w="2880"/>
+            <w:vAlign w:val="top"/>
           </w:tcPr>
           <w:p>
             <w:r/>
@@ -1058,6 +1375,7 @@
         <w:tc>
           <w:tcPr>
             <w:tcW w:type="dxa" w:w="2880"/>
+            <w:vAlign w:val="top"/>
           </w:tcPr>
           <w:p>
             <w:r/>
@@ -1076,6 +1394,7 @@
         <w:tc>
           <w:tcPr>
             <w:tcW w:type="dxa" w:w="2880"/>
+            <w:vAlign w:val="top"/>
           </w:tcPr>
           <w:p>
             <w:r/>
@@ -1092,6 +1411,7 @@
         <w:tc>
           <w:tcPr>
             <w:tcW w:type="dxa" w:w="2880"/>
+            <w:vAlign w:val="top"/>
           </w:tcPr>
           <w:p>
             <w:r/>
@@ -1108,6 +1428,7 @@
         <w:tc>
           <w:tcPr>
             <w:tcW w:type="dxa" w:w="2880"/>
+            <w:vAlign w:val="top"/>
           </w:tcPr>
           <w:p>
             <w:r/>

--- a/build/static/downloads/contract_A2.docx
+++ b/build/static/downloads/contract_A2.docx
@@ -177,6 +177,7 @@
         <w:tc>
           <w:tcPr>
             <w:tcW w:type="dxa" w:w="4320"/>
+            <w:vMerge w:val="restart"/>
             <w:vAlign w:val="top"/>
           </w:tcPr>
           <w:p>
@@ -216,6 +217,13 @@
         <w:tc>
           <w:tcPr>
             <w:tcW w:type="dxa" w:w="4320"/>
+            <w:vMerge/>
+          </w:tcPr>
+          <w:p/>
+        </w:tc>
+        <w:tc>
+          <w:tcPr>
+            <w:tcW w:type="dxa" w:w="4320"/>
             <w:vAlign w:val="top"/>
           </w:tcPr>
           <w:p>
@@ -230,14 +238,15 @@
             </w:r>
           </w:p>
         </w:tc>
+      </w:tr>
+      <w:tr>
         <w:tc>
           <w:tcPr>
             <w:tcW w:type="dxa" w:w="4320"/>
+            <w:vMerge/>
           </w:tcPr>
           <w:p/>
         </w:tc>
-      </w:tr>
-      <w:tr>
         <w:tc>
           <w:tcPr>
             <w:tcW w:type="dxa" w:w="4320"/>
@@ -254,12 +263,6 @@
               <w:t>일금 O O O O O원정 (합계: ₩O,OOO,OOO)</w:t>
             </w:r>
           </w:p>
-        </w:tc>
-        <w:tc>
-          <w:tcPr>
-            <w:tcW w:type="dxa" w:w="4320"/>
-          </w:tcPr>
-          <w:p/>
         </w:tc>
       </w:tr>
       <w:tr>
@@ -434,6 +437,34 @@
               <w:t>2) 외주가공(제조위탁) 일반조건 1부 (본 표지 이면 첨부)</w:t>
             </w:r>
           </w:p>
+        </w:tc>
+      </w:tr>
+      <w:tr>
+        <w:tc>
+          <w:tcPr>
+            <w:tcW w:type="dxa" w:w="4320"/>
+          </w:tcPr>
+          <w:p/>
+        </w:tc>
+        <w:tc>
+          <w:tcPr>
+            <w:tcW w:type="dxa" w:w="4320"/>
+          </w:tcPr>
+          <w:p/>
+        </w:tc>
+      </w:tr>
+      <w:tr>
+        <w:tc>
+          <w:tcPr>
+            <w:tcW w:type="dxa" w:w="4320"/>
+          </w:tcPr>
+          <w:p/>
+        </w:tc>
+        <w:tc>
+          <w:tcPr>
+            <w:tcW w:type="dxa" w:w="4320"/>
+          </w:tcPr>
+          <w:p/>
         </w:tc>
       </w:tr>
     </w:tbl>
